--- a/T4-03/entregables/Manual_Tecnico_Selah_v1.0.docx
+++ b/T4-03/entregables/Manual_Tecnico_Selah_v1.0.docx
@@ -90,7 +90,13 @@
         <w:t xml:space="preserve"> </w:t>
       </w:r>
       <w:r>
-        <w:t xml:space="preserve">TecHome dev’s — Abimael López (</w:t>
+        <w:t xml:space="preserve">TecHome dev’s</w:t>
+      </w:r>
+      <w:r>
+        <w:t xml:space="preserve"> </w:t>
+      </w:r>
+      <w:r>
+        <w:t xml:space="preserve">- Jefte Abimael López Jarquín — Líder técnico / Backend / Seguridad (</w:t>
       </w:r>
       <w:hyperlink r:id="rId20">
         <w:r>
@@ -102,6 +108,24 @@
       </w:hyperlink>
       <w:r>
         <w:t xml:space="preserve">)</w:t>
+      </w:r>
+      <w:r>
+        <w:t xml:space="preserve"> </w:t>
+      </w:r>
+      <w:r>
+        <w:t xml:space="preserve">- Francisco Javier Jijón Cruz — Frontend / UX / Realtime</w:t>
+      </w:r>
+      <w:r>
+        <w:t xml:space="preserve"> </w:t>
+      </w:r>
+      <w:r>
+        <w:t xml:space="preserve">- Adrián de Jesús Avendaño — QA / Testing / Validaciones</w:t>
+      </w:r>
+      <w:r>
+        <w:t xml:space="preserve"> </w:t>
+      </w:r>
+      <w:r>
+        <w:t xml:space="preserve">- Perla Emigdalia García Castellanos — Documentación / Capacitación / Plantillas</w:t>
       </w:r>
       <w:r>
         <w:t xml:space="preserve"> </w:t>
@@ -9570,13 +9594,13 @@
           <w:bCs/>
           <w:b/>
         </w:rPr>
-        <w:t xml:space="preserve">Mantenedor:</w:t>
-      </w:r>
-      <w:r>
-        <w:t xml:space="preserve"> </w:t>
-      </w:r>
-      <w:r>
-        <w:t xml:space="preserve">Abimael López (</w:t>
+        <w:t xml:space="preserve">Mantenedor / Líder técnico:</w:t>
+      </w:r>
+      <w:r>
+        <w:t xml:space="preserve"> </w:t>
+      </w:r>
+      <w:r>
+        <w:t xml:space="preserve">Jefte Abimael López Jarquín (</w:t>
       </w:r>
       <w:hyperlink r:id="rId20">
         <w:r>
@@ -9588,6 +9612,28 @@
       </w:hyperlink>
       <w:r>
         <w:t xml:space="preserve">)</w:t>
+      </w:r>
+    </w:p>
+    <w:p>
+      <w:pPr>
+        <w:numPr>
+          <w:ilvl w:val="0"/>
+          <w:numId w:val="1011"/>
+        </w:numPr>
+        <w:pStyle w:val="Compact"/>
+      </w:pPr>
+      <w:r>
+        <w:rPr>
+          <w:bCs/>
+          <w:b/>
+        </w:rPr>
+        <w:t xml:space="preserve">Equipo TecHome dev’s:</w:t>
+      </w:r>
+      <w:r>
+        <w:t xml:space="preserve"> </w:t>
+      </w:r>
+      <w:r>
+        <w:t xml:space="preserve">Francisco Javier Jijón Cruz · Adrián de Jesús Avendaño · Perla Emigdalia García Castellanos</w:t>
       </w:r>
     </w:p>
     <w:p>
